--- a/report/Final Project Report - Twins CATE.docx
+++ b/report/Final Project Report - Twins CATE.docx
@@ -1965,7 +1965,27 @@
         <w:rPr>
           <w:rFonts w:ascii="Times New Roman" w:hAnsi="Times New Roman" w:cs="Times New Roman"/>
         </w:rPr>
-        <w:t>. Against this benchmark, the S-learner (0.012) and causal forest (0.022) clearly under-disperse, T (0.062) and R (0.059) are closest to the bound, and DR (0.168) over-disperses badly — its spread is mostly noise. The true ITE sd of 0.32 is mechanically larger than any estimator's because each ITE lives in {-1, 0, +1}, so the right comparison is to the lower bound, not to the raw ITE sd.</w:t>
+        <w:t>. Against this benchmark, the S-learner (0.012) and causal forest (0.022) clearly under-disperse, T (0.062) and R (0.059) are closest to the bound, and DR (0.168) over-disperses badly</w:t>
+      </w:r>
+      <w:r>
+        <w:rPr>
+          <w:rFonts w:ascii="Times New Roman" w:hAnsi="Times New Roman" w:cs="Times New Roman"/>
+        </w:rPr>
+        <w:t xml:space="preserve">, as </w:t>
+      </w:r>
+      <w:proofErr w:type="spellStart"/>
+      <w:r>
+        <w:rPr>
+          <w:rFonts w:ascii="Times New Roman" w:hAnsi="Times New Roman" w:cs="Times New Roman"/>
+        </w:rPr>
+        <w:t>its</w:t>
+      </w:r>
+      <w:proofErr w:type="spellEnd"/>
+      <w:r>
+        <w:rPr>
+          <w:rFonts w:ascii="Times New Roman" w:hAnsi="Times New Roman" w:cs="Times New Roman"/>
+        </w:rPr>
+        <w:t xml:space="preserve"> spread is mostly noise. The true ITE sd of 0.32 is mechanically larger than any estimator's because each ITE lives in {-1, 0, +1}, so the right comparison is to the lower bound, not to the raw ITE sd.</w:t>
       </w:r>
     </w:p>
     <w:p>
@@ -4718,7 +4738,31 @@
         <w:rPr>
           <w:rFonts w:ascii="Times New Roman" w:hAnsi="Times New Roman" w:cs="Times New Roman"/>
         </w:rPr>
-        <w:t xml:space="preserve"> as a significant modifier (p = 0.025), but the within-pair truth gives a coefficient that rounds to zero (p = 0.96). None of the truth p-values drop below 0.05. The practical conclusion is that I trust the ATE much more than the gestational-age heterogeneity claim — the AIPW BLP looks defensible on its own, with the right framework, valid robust SEs, and a sub-0.05 p-value, and only the design-based truth BLP reveals that the significant finding is spurious.</w:t>
+        <w:t xml:space="preserve"> as a significant modifier (p = 0.025), but the within-pair truth gives a coefficient that rounds to zero (p = 0.96). None of the truth p-values drop below 0.05. The practical conclusion is that I trust the ATE much more than the gestational-age heterogeneity claim</w:t>
+      </w:r>
+      <w:r>
+        <w:rPr>
+          <w:rFonts w:ascii="Times New Roman" w:hAnsi="Times New Roman" w:cs="Times New Roman"/>
+        </w:rPr>
+        <w:t>. T</w:t>
+      </w:r>
+      <w:r>
+        <w:rPr>
+          <w:rFonts w:ascii="Times New Roman" w:hAnsi="Times New Roman" w:cs="Times New Roman"/>
+        </w:rPr>
+        <w:t xml:space="preserve">he AIPW BLP looks defensible on its own, with the right framework, valid robust SEs, and a sub-0.05 p-value, and only the design-based truth BLP reveals that the significant finding </w:t>
+      </w:r>
+      <w:r>
+        <w:rPr>
+          <w:rFonts w:ascii="Times New Roman" w:hAnsi="Times New Roman" w:cs="Times New Roman"/>
+        </w:rPr>
+        <w:t>may not be necessarily true</w:t>
+      </w:r>
+      <w:r>
+        <w:rPr>
+          <w:rFonts w:ascii="Times New Roman" w:hAnsi="Times New Roman" w:cs="Times New Roman"/>
+        </w:rPr>
+        <w:t>.</w:t>
       </w:r>
     </w:p>
     <w:p>
@@ -5092,7 +5136,19 @@
         <w:rPr>
           <w:rFonts w:ascii="Times New Roman" w:hAnsi="Times New Roman" w:cs="Times New Roman"/>
         </w:rPr>
-        <w:t>CATE-level refutations tell a similar story. When treatment is permuted, the DR-learner's mean CATE moves from -0.0250 to -0.0019 and its spread falls sharply. Adding an irrelevant random covariate leaves the mean essentially unchanged. Subsample refits have a median pointwise SD of 0.0095. These checks suggest the CATE surface is not pure noise, even though some subgroup claims remain unstable.</w:t>
+        <w:t>CATE-level refutations tell a similar story. When treatment is permuted, the DR-learner's mean CATE moves from -0.0250 to -0.0019</w:t>
+      </w:r>
+      <w:r>
+        <w:rPr>
+          <w:rFonts w:ascii="Times New Roman" w:hAnsi="Times New Roman" w:cs="Times New Roman"/>
+        </w:rPr>
+        <w:t>,</w:t>
+      </w:r>
+      <w:r>
+        <w:rPr>
+          <w:rFonts w:ascii="Times New Roman" w:hAnsi="Times New Roman" w:cs="Times New Roman"/>
+        </w:rPr>
+        <w:t xml:space="preserve"> and its spread falls sharply. Adding an irrelevant random covariate leaves the mean essentially unchanged. Subsample refits have a median pointwise SD of 0.0095. These checks suggest the CATE surface is not pure noise, even though some subgroup claims remain unstable.</w:t>
       </w:r>
     </w:p>
     <w:p>
@@ -6057,14 +6113,50 @@
         <w:rPr>
           <w:rFonts w:ascii="Times New Roman" w:hAnsi="Times New Roman" w:cs="Times New Roman"/>
         </w:rPr>
-        <w:t xml:space="preserve">If I were advising someone running a similar study — rare binary outcome, large observational sample, possible unobserved confounding — I would estimate the ATE with AIPW and report the influence-function SE, run at least one auxiliary estimator like outcome regression as a triangulation check, fit the CATE with a causal forest as the headline method plus at least one orthogonalized meta-learner as a cross-check, and never report subgroup analyses without either </w:t>
+        <w:t xml:space="preserve">If I were advising someone running a similar study </w:t>
+      </w:r>
+      <w:r>
+        <w:rPr>
+          <w:rFonts w:ascii="Times New Roman" w:hAnsi="Times New Roman" w:cs="Times New Roman"/>
+        </w:rPr>
+        <w:t xml:space="preserve">that includes </w:t>
+      </w:r>
+      <w:r>
+        <w:rPr>
+          <w:rFonts w:ascii="Times New Roman" w:hAnsi="Times New Roman" w:cs="Times New Roman"/>
+        </w:rPr>
+        <w:t>rare binary outcome, large observational sample, possible unobserved confounding</w:t>
+      </w:r>
+      <w:r>
+        <w:rPr>
+          <w:rFonts w:ascii="Times New Roman" w:hAnsi="Times New Roman" w:cs="Times New Roman"/>
+        </w:rPr>
+        <w:t>,</w:t>
+      </w:r>
+      <w:r>
+        <w:rPr>
+          <w:rFonts w:ascii="Times New Roman" w:hAnsi="Times New Roman" w:cs="Times New Roman"/>
+        </w:rPr>
+        <w:t xml:space="preserve"> I would estimate the ATE with AIPW and report the influence-function SE, run at least one auxiliary estimator like outcome regression as a triangulation check, fit the CATE with a causal forest as the headline method plus at least one orthogonalized meta-learner as a cross-check, and never report subgroup analyses without </w:t>
       </w:r>
       <w:r>
         <w:rPr>
           <w:rFonts w:ascii="Times New Roman" w:hAnsi="Times New Roman" w:cs="Times New Roman"/>
         </w:rPr>
         <w:lastRenderedPageBreak/>
-        <w:t>a design-based oracle like the Twins benchmark or explicit subgroup-level propensity diagnostics. The biggest single lesson here is that the AIPW ATE and AIPW subgroup effects can be trustworthy and untrustworthy on the same dataset, and nothing inside the AIPW machinery flags it — only an external benchmark does.</w:t>
+        <w:t>either a design-based oracle like the Twins benchmark or explicit subgroup-level propensity diagnostics. The biggest single lesson here is that the AIPW ATE and AIPW subgroup effects can be trustworthy and untrustworthy on the same dataset, and nothing inside the AIPW machinery flags it</w:t>
+      </w:r>
+      <w:r>
+        <w:rPr>
+          <w:rFonts w:ascii="Times New Roman" w:hAnsi="Times New Roman" w:cs="Times New Roman"/>
+        </w:rPr>
+        <w:t xml:space="preserve">, </w:t>
+      </w:r>
+      <w:r>
+        <w:rPr>
+          <w:rFonts w:ascii="Times New Roman" w:hAnsi="Times New Roman" w:cs="Times New Roman"/>
+        </w:rPr>
+        <w:t>only an external benchmark does.</w:t>
       </w:r>
     </w:p>
     <w:p>
@@ -6092,7 +6184,67 @@
         <w:rPr>
           <w:rFonts w:ascii="Times New Roman" w:hAnsi="Times New Roman" w:cs="Times New Roman"/>
         </w:rPr>
-        <w:t>Future work should tune CATE hyperparameters using held-out R-loss or DR-score MSE, compare subgroup AIPW against TMLE, add subgroup-level propensity diagnostics, and study the original non-simulated assignment with a fixed-effects twin design. I would also extend the analysis to policy learning only after the subgroup instability is better understood.</w:t>
+        <w:t>Future work should tune CATE hyperparameters using held-out R-loss or DR-score MSE</w:t>
+      </w:r>
+      <w:r>
+        <w:rPr>
+          <w:rFonts w:ascii="Times New Roman" w:hAnsi="Times New Roman" w:cs="Times New Roman"/>
+        </w:rPr>
+        <w:t>. This is because current tuning optimizes nuisance prediction, but R-loss or DR-score MSE are losses that target CATE directly, so the model picks hyperparameters to minimize the causal error, not predictive error. This may fix our near-zero rank correlation seen earlier. Another is to</w:t>
+      </w:r>
+      <w:r>
+        <w:rPr>
+          <w:rFonts w:ascii="Times New Roman" w:hAnsi="Times New Roman" w:cs="Times New Roman"/>
+        </w:rPr>
+        <w:t xml:space="preserve"> compare subgroup AIPW </w:t>
+      </w:r>
+      <w:r>
+        <w:rPr>
+          <w:rFonts w:ascii="Times New Roman" w:hAnsi="Times New Roman" w:cs="Times New Roman"/>
+        </w:rPr>
+        <w:t xml:space="preserve">as a correction </w:t>
+      </w:r>
+      <w:r>
+        <w:rPr>
+          <w:rFonts w:ascii="Times New Roman" w:hAnsi="Times New Roman" w:cs="Times New Roman"/>
+        </w:rPr>
+        <w:t>against TMLE</w:t>
+      </w:r>
+      <w:r>
+        <w:rPr>
+          <w:rFonts w:ascii="Times New Roman" w:hAnsi="Times New Roman" w:cs="Times New Roman"/>
+        </w:rPr>
+        <w:t xml:space="preserve"> for stronger triangulation, which disagreement may reveal which estimator is breaking. The third is to a</w:t>
+      </w:r>
+      <w:r>
+        <w:rPr>
+          <w:rFonts w:ascii="Times New Roman" w:hAnsi="Times New Roman" w:cs="Times New Roman"/>
+        </w:rPr>
+        <w:t>dd subgroup-level propensity diagnostics</w:t>
+      </w:r>
+      <w:r>
+        <w:rPr>
+          <w:rFonts w:ascii="Times New Roman" w:hAnsi="Times New Roman" w:cs="Times New Roman"/>
+        </w:rPr>
+        <w:t xml:space="preserve"> to show whether Q3’s instability was from sparse positivity, rare outcome, or noisy nuisances</w:t>
+      </w:r>
+      <w:r>
+        <w:rPr>
+          <w:rFonts w:ascii="Times New Roman" w:hAnsi="Times New Roman" w:cs="Times New Roman"/>
+        </w:rPr>
+        <w:t xml:space="preserve">. Lastly, future work should </w:t>
+      </w:r>
+      <w:r>
+        <w:rPr>
+          <w:rFonts w:ascii="Times New Roman" w:hAnsi="Times New Roman" w:cs="Times New Roman"/>
+        </w:rPr>
+        <w:t>study the original non-simulated assignment with a fixed-effects twin design</w:t>
+      </w:r>
+      <w:r>
+        <w:rPr>
+          <w:rFonts w:ascii="Times New Roman" w:hAnsi="Times New Roman" w:cs="Times New Roman"/>
+        </w:rPr>
+        <w:t xml:space="preserve">, which removes the stimulated confounding effects and provides a cleaner identification strategy than the simulated benchmark. </w:t>
       </w:r>
     </w:p>
     <w:p>
@@ -6348,6 +6500,7 @@
         <w:rPr>
           <w:rFonts w:ascii="Times New Roman" w:hAnsi="Times New Roman" w:cs="Times New Roman"/>
         </w:rPr>
+        <w:lastRenderedPageBreak/>
         <w:t>Yadlowsky, S., Fleming, S., Shah, N., Brunskill, E., &amp; Wager, S. (2025). Evaluating treatment prioritization rules via rank-weighted average treatment effects. JASA.</w:t>
       </w:r>
       <w:bookmarkEnd w:id="0"/>
